--- a/Collatio/10a/1. Textos/1. Marcados/10a-G.docx
+++ b/Collatio/10a/1. Textos/1. Marcados/10a-G.docx
@@ -1,23 +1,23 @@
 
 <file path=word/document.xml><?xml version="1.0" encoding="utf-8"?>
-<w:document xmlns:wpc="http://schemas.microsoft.com/office/word/2010/wordprocessingCanvas" xmlns:cx="http://schemas.microsoft.com/office/drawing/2014/chartex" xmlns:cx1="http://schemas.microsoft.com/office/drawing/2015/9/8/chartex" xmlns:cx2="http://schemas.microsoft.com/office/drawing/2015/10/21/chartex" xmlns:cx3="http://schemas.microsoft.com/office/drawing/2016/5/9/chartex" xmlns:cx4="http://schemas.microsoft.com/office/drawing/2016/5/10/chartex" xmlns:cx5="http://schemas.microsoft.com/office/drawing/2016/5/11/chartex" xmlns:cx6="http://schemas.microsoft.com/office/drawing/2016/5/12/chartex" xmlns:cx7="http://schemas.microsoft.com/office/drawing/2016/5/13/chartex" xmlns:cx8="http://schemas.microsoft.com/office/drawing/2016/5/14/chartex" xmlns:mc="http://schemas.openxmlformats.org/markup-compatibility/2006" xmlns:aink="http://schemas.microsoft.com/office/drawing/2016/ink" xmlns:am3d="http://schemas.microsoft.com/office/drawing/2017/model3d" xmlns:o="urn:schemas-microsoft-com:office:office" xmlns:oel="http://schemas.microsoft.com/office/2019/extlst" xmlns:r="http://schemas.openxmlformats.org/officeDocument/2006/relationships" xmlns:m="http://schemas.openxmlformats.org/officeDocument/2006/math" xmlns:v="urn:schemas-microsoft-com:vml" xmlns:wp14="http://schemas.microsoft.com/office/word/2010/wordprocessingDrawing" xmlns:wp="http://schemas.openxmlformats.org/drawingml/2006/wordprocessingDrawing" xmlns:w10="urn:schemas-microsoft-com:office:word" xmlns:w="http://schemas.openxmlformats.org/wordprocessingml/2006/main" xmlns:w14="http://schemas.microsoft.com/office/word/2010/wordml" xmlns:w15="http://schemas.microsoft.com/office/word/2012/wordml" xmlns:w16cex="http://schemas.microsoft.com/office/word/2018/wordml/cex" xmlns:w16cid="http://schemas.microsoft.com/office/word/2016/wordml/cid" xmlns:w16="http://schemas.microsoft.com/office/word/2018/wordml" xmlns:w16sdtdh="http://schemas.microsoft.com/office/word/2020/wordml/sdtdatahash" xmlns:w16se="http://schemas.microsoft.com/office/word/2015/wordml/symex" xmlns:wpg="http://schemas.microsoft.com/office/word/2010/wordprocessingGroup" xmlns:wpi="http://schemas.microsoft.com/office/word/2010/wordprocessingInk" xmlns:wne="http://schemas.microsoft.com/office/word/2006/wordml" xmlns:wps="http://schemas.microsoft.com/office/word/2010/wordprocessingShape" mc:Ignorable="w14 w15 w16se w16cid w16 w16cex w16sdtdh wp14">
+<w:document xmlns:wpc="http://schemas.microsoft.com/office/word/2010/wordprocessingCanvas" xmlns:cx="http://schemas.microsoft.com/office/drawing/2014/chartex" xmlns:cx1="http://schemas.microsoft.com/office/drawing/2015/9/8/chartex" xmlns:cx2="http://schemas.microsoft.com/office/drawing/2015/10/21/chartex" xmlns:cx3="http://schemas.microsoft.com/office/drawing/2016/5/9/chartex" xmlns:cx4="http://schemas.microsoft.com/office/drawing/2016/5/10/chartex" xmlns:cx5="http://schemas.microsoft.com/office/drawing/2016/5/11/chartex" xmlns:cx6="http://schemas.microsoft.com/office/drawing/2016/5/12/chartex" xmlns:cx7="http://schemas.microsoft.com/office/drawing/2016/5/13/chartex" xmlns:cx8="http://schemas.microsoft.com/office/drawing/2016/5/14/chartex" xmlns:mc="http://schemas.openxmlformats.org/markup-compatibility/2006" xmlns:aink="http://schemas.microsoft.com/office/drawing/2016/ink" xmlns:am3d="http://schemas.microsoft.com/office/drawing/2017/model3d" xmlns:o="urn:schemas-microsoft-com:office:office" xmlns:oel="http://schemas.microsoft.com/office/2019/extlst" xmlns:r="http://schemas.openxmlformats.org/officeDocument/2006/relationships" xmlns:m="http://schemas.openxmlformats.org/officeDocument/2006/math" xmlns:v="urn:schemas-microsoft-com:vml" xmlns:wp14="http://schemas.microsoft.com/office/word/2010/wordprocessingDrawing" xmlns:wp="http://schemas.openxmlformats.org/drawingml/2006/wordprocessingDrawing" xmlns:w10="urn:schemas-microsoft-com:office:word" xmlns:w="http://schemas.openxmlformats.org/wordprocessingml/2006/main" xmlns:w14="http://schemas.microsoft.com/office/word/2010/wordml" xmlns:w15="http://schemas.microsoft.com/office/word/2012/wordml" xmlns:w16cex="http://schemas.microsoft.com/office/word/2018/wordml/cex" xmlns:w16cid="http://schemas.microsoft.com/office/word/2016/wordml/cid" xmlns:w16="http://schemas.microsoft.com/office/word/2018/wordml" xmlns:w16du="http://schemas.microsoft.com/office/word/2023/wordml/word16du" xmlns:w16sdtdh="http://schemas.microsoft.com/office/word/2020/wordml/sdtdatahash" xmlns:w16sdtfl="http://schemas.microsoft.com/office/word/2024/wordml/sdtformatlock" xmlns:w16se="http://schemas.microsoft.com/office/word/2015/wordml/symex" xmlns:wpg="http://schemas.microsoft.com/office/word/2010/wordprocessingGroup" xmlns:wpi="http://schemas.microsoft.com/office/word/2010/wordprocessingInk" xmlns:wne="http://schemas.microsoft.com/office/word/2006/wordml" xmlns:wps="http://schemas.microsoft.com/office/word/2010/wordprocessingShape" mc:Ignorable="w14 w15 w16se w16cid w16 w16cex w16sdtdh w16sdtfl w16du wp14">
   <w:body>
     <w:p>
       <w:pPr>
         <w:rPr>
-          <w:rFonts w:ascii="Garamond" w:hAnsi="Garamond"/>
+          <w:rFonts w:ascii="Brill" w:hAnsi="Brill"/>
         </w:rPr>
       </w:pPr>
       <w:r>
         <w:rPr>
-          <w:rFonts w:ascii="Garamond" w:hAnsi="Garamond"/>
+          <w:rFonts w:ascii="Brill" w:hAnsi="Brill"/>
           <w:color w:val="FF0000"/>
         </w:rPr>
         <w:t>68r</w:t>
       </w:r>
       <w:r>
         <w:rPr>
-          <w:rFonts w:ascii="Garamond" w:hAnsi="Garamond"/>
+          <w:rFonts w:ascii="Brill" w:hAnsi="Brill"/>
           <w:color w:val="FF0000"/>
           <w:lang w:val="es-ES"/>
         </w:rPr>
@@ -25,40 +25,40 @@
       </w:r>
       <w:r>
         <w:rPr>
-          <w:rFonts w:ascii="Garamond" w:hAnsi="Garamond"/>
+          <w:rFonts w:ascii="Brill" w:hAnsi="Brill"/>
         </w:rPr>
         <w:t xml:space="preserve">Respondio el diciplo e dixo maestro ruego te que me digas por que razon quiso el nuestro señor que santa </w:t>
       </w:r>
       <w:r>
         <w:rPr>
-          <w:rFonts w:ascii="Garamond" w:hAnsi="Garamond"/>
+          <w:rFonts w:ascii="Brill" w:hAnsi="Brill"/>
           <w:lang w:val="es-ES"/>
         </w:rPr>
         <w:t>M</w:t>
       </w:r>
       <w:r>
         <w:rPr>
-          <w:rFonts w:ascii="Garamond" w:hAnsi="Garamond"/>
+          <w:rFonts w:ascii="Brill" w:hAnsi="Brill"/>
         </w:rPr>
         <w:t>aria de quien el tomo carne fuese virgen ante que concibiebiese E otro si que fincase virgen despues del parto. Respondio el maestro la razon</w:t>
       </w:r>
       <w:r>
         <w:rPr>
-          <w:rFonts w:ascii="Garamond" w:hAnsi="Garamond"/>
+          <w:rFonts w:ascii="Brill" w:hAnsi="Brill"/>
           <w:lang w:val="es-ES"/>
         </w:rPr>
         <w:t xml:space="preserve"> </w:t>
       </w:r>
       <w:r>
         <w:rPr>
-          <w:rFonts w:ascii="Garamond" w:hAnsi="Garamond"/>
+          <w:rFonts w:ascii="Brill" w:hAnsi="Brill"/>
           <w:color w:val="FF0000"/>
         </w:rPr>
         <w:t>68v</w:t>
       </w:r>
       <w:r>
         <w:rPr>
-          <w:rFonts w:ascii="Garamond" w:hAnsi="Garamond"/>
+          <w:rFonts w:ascii="Brill" w:hAnsi="Brill"/>
           <w:color w:val="FF0000"/>
           <w:lang w:val="es-ES"/>
         </w:rPr>
@@ -66,144 +66,144 @@
       </w:r>
       <w:r>
         <w:rPr>
-          <w:rFonts w:ascii="Garamond" w:hAnsi="Garamond"/>
+          <w:rFonts w:ascii="Brill" w:hAnsi="Brill"/>
         </w:rPr>
         <w:t xml:space="preserve">por que dios fizo esto fue esta que te yo agora dire Sepas que quando </w:t>
       </w:r>
       <w:r>
         <w:rPr>
-          <w:rFonts w:ascii="Garamond" w:hAnsi="Garamond"/>
+          <w:rFonts w:ascii="Brill" w:hAnsi="Brill"/>
           <w:lang w:val="es-ES"/>
         </w:rPr>
         <w:t>E</w:t>
       </w:r>
       <w:r>
         <w:rPr>
-          <w:rFonts w:ascii="Garamond" w:hAnsi="Garamond"/>
+          <w:rFonts w:ascii="Brill" w:hAnsi="Brill"/>
         </w:rPr>
         <w:t xml:space="preserve">va peco en el paraiso que era entonces virgen que non avia conocido </w:t>
       </w:r>
       <w:r>
         <w:rPr>
-          <w:rFonts w:ascii="Garamond" w:hAnsi="Garamond"/>
+          <w:rFonts w:ascii="Brill" w:hAnsi="Brill"/>
           <w:lang w:val="es-ES"/>
         </w:rPr>
         <w:t>A</w:t>
       </w:r>
       <w:r>
         <w:rPr>
-          <w:rFonts w:ascii="Garamond" w:hAnsi="Garamond"/>
+          <w:rFonts w:ascii="Brill" w:hAnsi="Brill"/>
         </w:rPr>
         <w:t xml:space="preserve">dan su marido nin </w:t>
       </w:r>
       <w:r>
         <w:rPr>
-          <w:rFonts w:ascii="Garamond" w:hAnsi="Garamond"/>
+          <w:rFonts w:ascii="Brill" w:hAnsi="Brill"/>
           <w:lang w:val="es-ES"/>
         </w:rPr>
         <w:t>A</w:t>
       </w:r>
       <w:r>
         <w:rPr>
-          <w:rFonts w:ascii="Garamond" w:hAnsi="Garamond"/>
+          <w:rFonts w:ascii="Brill" w:hAnsi="Brill"/>
         </w:rPr>
         <w:t>dan non conociera a ella como marido deve conoscer a su muger Ca enantes non sabia d</w:t>
       </w:r>
       <w:r>
         <w:rPr>
-          <w:rFonts w:ascii="Garamond" w:hAnsi="Garamond"/>
+          <w:rFonts w:ascii="Brill" w:hAnsi="Brill"/>
           <w:lang w:val="es-ES"/>
         </w:rPr>
         <w:t xml:space="preserve"> </w:t>
       </w:r>
       <w:r>
         <w:rPr>
-          <w:rFonts w:ascii="Garamond" w:hAnsi="Garamond"/>
+          <w:rFonts w:ascii="Brill" w:hAnsi="Brill"/>
         </w:rPr>
         <w:t>esto ninguna cosa nin avien verguença de ninguna cosa de lo que traian cada uno d</w:t>
       </w:r>
       <w:r>
         <w:rPr>
-          <w:rFonts w:ascii="Garamond" w:hAnsi="Garamond"/>
+          <w:rFonts w:ascii="Brill" w:hAnsi="Brill"/>
           <w:lang w:val="es-ES"/>
         </w:rPr>
         <w:t xml:space="preserve"> </w:t>
       </w:r>
       <w:r>
         <w:rPr>
-          <w:rFonts w:ascii="Garamond" w:hAnsi="Garamond"/>
+          <w:rFonts w:ascii="Brill" w:hAnsi="Brill"/>
         </w:rPr>
         <w:t xml:space="preserve">ellos consigo E despues que fueron echados de paraiso engendro el uno con el otro e de alli adelante ovieron sus fijos E por que quando este pecado que vos deximos que fizo </w:t>
       </w:r>
       <w:r>
         <w:rPr>
-          <w:rFonts w:ascii="Garamond" w:hAnsi="Garamond"/>
+          <w:rFonts w:ascii="Brill" w:hAnsi="Brill"/>
           <w:lang w:val="es-ES"/>
         </w:rPr>
         <w:t>E</w:t>
       </w:r>
       <w:r>
         <w:rPr>
-          <w:rFonts w:ascii="Garamond" w:hAnsi="Garamond"/>
+          <w:rFonts w:ascii="Brill" w:hAnsi="Brill"/>
         </w:rPr>
         <w:t xml:space="preserve">va era virgen ella por eso quiso el nuestro señor quando veno a sanar este pecado en la encarnacion que el tomo en santa </w:t>
       </w:r>
       <w:r>
         <w:rPr>
-          <w:rFonts w:ascii="Garamond" w:hAnsi="Garamond"/>
+          <w:rFonts w:ascii="Brill" w:hAnsi="Brill"/>
           <w:lang w:val="es-ES"/>
         </w:rPr>
         <w:t>M</w:t>
       </w:r>
       <w:r>
         <w:rPr>
-          <w:rFonts w:ascii="Garamond" w:hAnsi="Garamond"/>
+          <w:rFonts w:ascii="Brill" w:hAnsi="Brill"/>
         </w:rPr>
         <w:t>aria su madre que fuese virgen tan buena e tan conplida como ella lo fue en fecho e en voluntad e de mas de esto quiso que fincase virgen despues del parto e por toda via E esto por dos cosas. La primera por mostrar el su poder quan grande era en poder</w:t>
       </w:r>
       <w:r>
         <w:rPr>
-          <w:rFonts w:ascii="Garamond" w:hAnsi="Garamond"/>
+          <w:rFonts w:ascii="Brill" w:hAnsi="Brill"/>
           <w:lang w:val="es-ES"/>
         </w:rPr>
         <w:t xml:space="preserve"> </w:t>
       </w:r>
       <w:r>
         <w:rPr>
-          <w:rFonts w:ascii="Garamond" w:hAnsi="Garamond"/>
+          <w:rFonts w:ascii="Brill" w:hAnsi="Brill"/>
         </w:rPr>
         <w:t>lo fazer Ca bien falla om</w:t>
       </w:r>
       <w:r>
         <w:rPr>
-          <w:rFonts w:ascii="Garamond" w:hAnsi="Garamond"/>
+          <w:rFonts w:ascii="Brill" w:hAnsi="Brill"/>
           <w:lang w:val="es-ES"/>
         </w:rPr>
         <w:t>br</w:t>
       </w:r>
       <w:r>
         <w:rPr>
-          <w:rFonts w:ascii="Garamond" w:hAnsi="Garamond"/>
+          <w:rFonts w:ascii="Brill" w:hAnsi="Brill"/>
         </w:rPr>
         <w:t>e que puede la muger</w:t>
       </w:r>
       <w:r>
         <w:rPr>
-          <w:rFonts w:ascii="Garamond" w:hAnsi="Garamond"/>
+          <w:rFonts w:ascii="Brill" w:hAnsi="Brill"/>
           <w:lang w:val="es-ES"/>
         </w:rPr>
         <w:t xml:space="preserve"> </w:t>
       </w:r>
       <w:r>
         <w:rPr>
-          <w:rFonts w:ascii="Garamond" w:hAnsi="Garamond"/>
+          <w:rFonts w:ascii="Brill" w:hAnsi="Brill"/>
           <w:color w:val="FF0000"/>
         </w:rPr>
         <w:t>69r</w:t>
       </w:r>
       <w:r>
         <w:rPr>
-          <w:rFonts w:ascii="Garamond" w:hAnsi="Garamond"/>
+          <w:rFonts w:ascii="Brill" w:hAnsi="Brill"/>
           <w:color w:val="FF0000"/>
           <w:lang w:val="es-ES"/>
         </w:rPr>
@@ -211,71 +211,71 @@
       </w:r>
       <w:r>
         <w:rPr>
-          <w:rFonts w:ascii="Garamond" w:hAnsi="Garamond"/>
+          <w:rFonts w:ascii="Brill" w:hAnsi="Brill"/>
         </w:rPr>
         <w:t>concebir seyendo virgen Mas segun natura non puede parir que non aya a corronper E esto quiso el nuestro señor fazer por miraglo por mostrar quan maño es el su poder. La segunda cosa fizo por su bondat d</w:t>
       </w:r>
       <w:r>
         <w:rPr>
-          <w:rFonts w:ascii="Garamond" w:hAnsi="Garamond"/>
+          <w:rFonts w:ascii="Brill" w:hAnsi="Brill"/>
           <w:lang w:val="es-ES"/>
         </w:rPr>
         <w:t xml:space="preserve"> </w:t>
       </w:r>
       <w:r>
         <w:rPr>
-          <w:rFonts w:ascii="Garamond" w:hAnsi="Garamond"/>
+          <w:rFonts w:ascii="Brill" w:hAnsi="Brill"/>
         </w:rPr>
         <w:t>ella por que asi como ella fue sienpre sana sin ninguna manzilla que asi la queria el guardar para si mesmo para le</w:t>
       </w:r>
       <w:r>
         <w:rPr>
-          <w:rFonts w:ascii="Garamond" w:hAnsi="Garamond"/>
+          <w:rFonts w:ascii="Brill" w:hAnsi="Brill"/>
         </w:rPr>
         <w:t>v</w:t>
       </w:r>
       <w:r>
         <w:rPr>
-          <w:rFonts w:ascii="Garamond" w:hAnsi="Garamond"/>
+          <w:rFonts w:ascii="Brill" w:hAnsi="Brill"/>
         </w:rPr>
         <w:t>ar</w:t>
       </w:r>
       <w:r>
         <w:rPr>
-          <w:rFonts w:ascii="Garamond" w:hAnsi="Garamond"/>
+          <w:rFonts w:ascii="Brill" w:hAnsi="Brill"/>
           <w:lang w:val="es-ES"/>
         </w:rPr>
         <w:t xml:space="preserve"> </w:t>
       </w:r>
       <w:r>
         <w:rPr>
-          <w:rFonts w:ascii="Garamond" w:hAnsi="Garamond"/>
+          <w:rFonts w:ascii="Brill" w:hAnsi="Brill"/>
         </w:rPr>
         <w:t>la a la corte del reino celestial e poner</w:t>
       </w:r>
       <w:r>
         <w:rPr>
-          <w:rFonts w:ascii="Garamond" w:hAnsi="Garamond"/>
+          <w:rFonts w:ascii="Brill" w:hAnsi="Brill"/>
           <w:lang w:val="es-ES"/>
         </w:rPr>
         <w:t xml:space="preserve"> </w:t>
       </w:r>
       <w:r>
         <w:rPr>
-          <w:rFonts w:ascii="Garamond" w:hAnsi="Garamond"/>
+          <w:rFonts w:ascii="Brill" w:hAnsi="Brill"/>
         </w:rPr>
         <w:t xml:space="preserve">la a la mano diestra do reina por sienpre </w:t>
       </w:r>
       <w:r>
         <w:rPr>
-          <w:rFonts w:ascii="Garamond" w:hAnsi="Garamond"/>
+          <w:rFonts w:ascii="Brill" w:hAnsi="Brill"/>
           <w:lang w:val="es-ES"/>
         </w:rPr>
         <w:t>j</w:t>
       </w:r>
       <w:r>
         <w:rPr>
-          <w:rFonts w:ascii="Garamond" w:hAnsi="Garamond"/>
+          <w:rFonts w:ascii="Brill" w:hAnsi="Brill"/>
         </w:rPr>
         <w:t>amas.</w:t>
       </w:r>
@@ -291,7 +291,7 @@
 </file>
 
 <file path=word/styles.xml><?xml version="1.0" encoding="utf-8"?>
-<w:styles xmlns:mc="http://schemas.openxmlformats.org/markup-compatibility/2006" xmlns:r="http://schemas.openxmlformats.org/officeDocument/2006/relationships" xmlns:w="http://schemas.openxmlformats.org/wordprocessingml/2006/main" xmlns:w14="http://schemas.microsoft.com/office/word/2010/wordml" xmlns:w15="http://schemas.microsoft.com/office/word/2012/wordml" xmlns:w16cex="http://schemas.microsoft.com/office/word/2018/wordml/cex" xmlns:w16cid="http://schemas.microsoft.com/office/word/2016/wordml/cid" xmlns:w16="http://schemas.microsoft.com/office/word/2018/wordml" xmlns:w16sdtdh="http://schemas.microsoft.com/office/word/2020/wordml/sdtdatahash" xmlns:w16se="http://schemas.microsoft.com/office/word/2015/wordml/symex" mc:Ignorable="w14 w15 w16se w16cid w16 w16cex w16sdtdh">
+<w:styles xmlns:mc="http://schemas.openxmlformats.org/markup-compatibility/2006" xmlns:r="http://schemas.openxmlformats.org/officeDocument/2006/relationships" xmlns:w="http://schemas.openxmlformats.org/wordprocessingml/2006/main" xmlns:w14="http://schemas.microsoft.com/office/word/2010/wordml" xmlns:w15="http://schemas.microsoft.com/office/word/2012/wordml" xmlns:w16cex="http://schemas.microsoft.com/office/word/2018/wordml/cex" xmlns:w16cid="http://schemas.microsoft.com/office/word/2016/wordml/cid" xmlns:w16="http://schemas.microsoft.com/office/word/2018/wordml" xmlns:w16du="http://schemas.microsoft.com/office/word/2023/wordml/word16du" xmlns:w16sdtdh="http://schemas.microsoft.com/office/word/2020/wordml/sdtdatahash" xmlns:w16sdtfl="http://schemas.microsoft.com/office/word/2024/wordml/sdtformatlock" xmlns:w16se="http://schemas.microsoft.com/office/word/2015/wordml/symex" mc:Ignorable="w14 w15 w16se w16cid w16 w16cex w16sdtdh w16sdtfl w16du">
   <w:docDefaults>
     <w:rPrDefault>
       <w:rPr>
